--- a/docs/05_CLI-Specification.docx
+++ b/docs/05_CLI-Specification.docx
@@ -113,7 +113,7 @@
           <w:sz w:val="20"/>
           <w:szCs w:val="20"/>
         </w:rPr>
-        <w:t xml:space="preserve">Version 1.0  ·  LOCKED</w:t>
+        <w:t>Version 1.1  ·  кодтой тулгасан (2026-09-07)</w:t>
       </w:r>
     </w:p>
     <w:p>
@@ -414,7 +414,7 @@
                 <w:sz w:val="18"/>
                 <w:szCs w:val="18"/>
               </w:rPr>
-              <w:t xml:space="preserve">tatar-kuber update</w:t>
+              <w:t>tatar-kuber update</w:t>
             </w:r>
           </w:p>
         </w:tc>
@@ -442,7 +442,7 @@
                 <w:sz w:val="18"/>
                 <w:szCs w:val="18"/>
               </w:rPr>
-              <w:t xml:space="preserve">Scanner binary-уудыг татаж, баталгаажуулж шинэчилнэ</w:t>
+              <w:t>(v2-т ТӨЛӨВЛӨСӨН, v1-д хэрэгжээгүй) Scanner binary татах, checksum/cosign баталгаажуулах, tools.lock.yaml</w:t>
             </w:r>
           </w:p>
         </w:tc>
@@ -501,6 +501,180 @@
                 <w:szCs w:val="18"/>
               </w:rPr>
               <w:t xml:space="preserve">TATAR болон scanner-уудын хувилбарыг харуулна</w:t>
+            </w:r>
+          </w:p>
+        </w:tc>
+      </w:tr>
+      <w:tr>
+        <w:tc>
+          <w:tcPr>
+            <w:tcW w:type="dxa" w:w="3200"/>
+            <w:shd w:fill="EFF3F6" w:color="auto" w:val="clear"/>
+            <w:tcMar>
+              <w:top w:type="dxa" w:w="40"/>
+              <w:left w:type="dxa" w:w="90"/>
+              <w:bottom w:type="dxa" w:w="40"/>
+              <w:right w:type="dxa" w:w="90"/>
+            </w:tcMar>
+          </w:tcPr>
+          <w:p>
+            <w:pPr>
+              <w:spacing w:after="20" w:line="252"/>
+            </w:pPr>
+            <w:r>
+              <w:rPr>
+                <w:rFonts w:ascii="Calibri" w:cs="Calibri" w:eastAsia="Calibri" w:hAnsi="Calibri"/>
+                <w:b w:val="false"/>
+                <w:bCs w:val="false"/>
+                <w:color w:val="1A1A1A"/>
+                <w:sz w:val="18"/>
+                <w:szCs w:val="18"/>
+              </w:rPr>
+              <w:t>tatar-kuber gate</w:t>
+            </w:r>
+          </w:p>
+        </w:tc>
+        <w:tc>
+          <w:tcPr>
+            <w:tcW w:type="dxa" w:w="5800"/>
+            <w:shd w:fill="EFF3F6" w:color="auto" w:val="clear"/>
+            <w:tcMar>
+              <w:top w:type="dxa" w:w="40"/>
+              <w:left w:type="dxa" w:w="90"/>
+              <w:bottom w:type="dxa" w:w="40"/>
+              <w:right w:type="dxa" w:w="90"/>
+            </w:tcMar>
+          </w:tcPr>
+          <w:p>
+            <w:pPr>
+              <w:spacing w:after="20" w:line="252"/>
+            </w:pPr>
+            <w:r>
+              <w:rPr>
+                <w:rFonts w:ascii="Calibri" w:cs="Calibri" w:eastAsia="Calibri" w:hAnsi="Calibri"/>
+                <w:b w:val="false"/>
+                <w:bCs w:val="false"/>
+                <w:color w:val="1A1A1A"/>
+                <w:sz w:val="18"/>
+                <w:szCs w:val="18"/>
+              </w:rPr>
+              <w:t>scan-result.json-ыг .tatar-kuber.yaml бодлоготой тулгаж CI-д pass/fail (exit code)</w:t>
+            </w:r>
+          </w:p>
+        </w:tc>
+      </w:tr>
+      <w:tr>
+        <w:tc>
+          <w:tcPr>
+            <w:tcW w:type="dxa" w:w="3200"/>
+            <w:shd w:fill="EFF3F6" w:color="auto" w:val="clear"/>
+            <w:tcMar>
+              <w:top w:type="dxa" w:w="40"/>
+              <w:left w:type="dxa" w:w="90"/>
+              <w:bottom w:type="dxa" w:w="40"/>
+              <w:right w:type="dxa" w:w="90"/>
+            </w:tcMar>
+          </w:tcPr>
+          <w:p>
+            <w:pPr>
+              <w:spacing w:after="20" w:line="252"/>
+            </w:pPr>
+            <w:r>
+              <w:rPr>
+                <w:rFonts w:ascii="Calibri" w:cs="Calibri" w:eastAsia="Calibri" w:hAnsi="Calibri"/>
+                <w:b w:val="false"/>
+                <w:bCs w:val="false"/>
+                <w:color w:val="1A1A1A"/>
+                <w:sz w:val="18"/>
+                <w:szCs w:val="18"/>
+              </w:rPr>
+              <w:t>tatar-kuber doctor</w:t>
+            </w:r>
+          </w:p>
+        </w:tc>
+        <w:tc>
+          <w:tcPr>
+            <w:tcW w:type="dxa" w:w="5800"/>
+            <w:shd w:fill="EFF3F6" w:color="auto" w:val="clear"/>
+            <w:tcMar>
+              <w:top w:type="dxa" w:w="40"/>
+              <w:left w:type="dxa" w:w="90"/>
+              <w:bottom w:type="dxa" w:w="40"/>
+              <w:right w:type="dxa" w:w="90"/>
+            </w:tcMar>
+          </w:tcPr>
+          <w:p>
+            <w:pPr>
+              <w:spacing w:after="20" w:line="252"/>
+            </w:pPr>
+            <w:r>
+              <w:rPr>
+                <w:rFonts w:ascii="Calibri" w:cs="Calibri" w:eastAsia="Calibri" w:hAnsi="Calibri"/>
+                <w:b w:val="false"/>
+                <w:bCs w:val="false"/>
+                <w:color w:val="1A1A1A"/>
+                <w:sz w:val="18"/>
+                <w:szCs w:val="18"/>
+              </w:rPr>
+              <w:t>Scanner binary суусан эсэх, хувилбар, дэмждэг горимыг шалгана</w:t>
+            </w:r>
+          </w:p>
+        </w:tc>
+      </w:tr>
+      <w:tr>
+        <w:tc>
+          <w:tcPr>
+            <w:tcW w:type="dxa" w:w="3200"/>
+            <w:shd w:fill="EFF3F6" w:color="auto" w:val="clear"/>
+            <w:tcMar>
+              <w:top w:type="dxa" w:w="40"/>
+              <w:left w:type="dxa" w:w="90"/>
+              <w:bottom w:type="dxa" w:w="40"/>
+              <w:right w:type="dxa" w:w="90"/>
+            </w:tcMar>
+          </w:tcPr>
+          <w:p>
+            <w:pPr>
+              <w:spacing w:after="20" w:line="252"/>
+            </w:pPr>
+            <w:r>
+              <w:rPr>
+                <w:rFonts w:ascii="Calibri" w:cs="Calibri" w:eastAsia="Calibri" w:hAnsi="Calibri"/>
+                <w:b w:val="false"/>
+                <w:bCs w:val="false"/>
+                <w:color w:val="1A1A1A"/>
+                <w:sz w:val="18"/>
+                <w:szCs w:val="18"/>
+              </w:rPr>
+              <w:t>tatar-kuber verify-lab</w:t>
+            </w:r>
+          </w:p>
+        </w:tc>
+        <w:tc>
+          <w:tcPr>
+            <w:tcW w:type="dxa" w:w="5800"/>
+            <w:shd w:fill="EFF3F6" w:color="auto" w:val="clear"/>
+            <w:tcMar>
+              <w:top w:type="dxa" w:w="40"/>
+              <w:left w:type="dxa" w:w="90"/>
+              <w:bottom w:type="dxa" w:w="40"/>
+              <w:right w:type="dxa" w:w="90"/>
+            </w:tcMar>
+          </w:tcPr>
+          <w:p>
+            <w:pPr>
+              <w:spacing w:after="20" w:line="252"/>
+            </w:pPr>
+            <w:r>
+              <w:rPr>
+                <w:rFonts w:ascii="Calibri" w:cs="Calibri" w:eastAsia="Calibri" w:hAnsi="Calibri"/>
+                <w:b w:val="false"/>
+                <w:bCs w:val="false"/>
+                <w:color w:val="1A1A1A"/>
+                <w:sz w:val="18"/>
+                <w:szCs w:val="18"/>
+              </w:rPr>
+              <w:t>expected-findings.json-той тулгаж regression шалгана</w:t>
             </w:r>
           </w:p>
         </w:tc>
@@ -1173,7 +1347,7 @@
                 <w:sz w:val="18"/>
                 <w:szCs w:val="18"/>
               </w:rPr>
-              <w:t xml:space="preserve">Kubeconfig доторх context (Mode B)</w:t>
+              <w:t>Kubeconfig доторх context (Mode B). Тэмдэглэл: Trivy-д context нь positional аргумент, Kubescape-д --kube-contexts (олон тоо) — adapter тус бүр өөрөө зохицуулна.</w:t>
             </w:r>
           </w:p>
         </w:tc>
@@ -1629,7 +1803,459 @@
                 <w:sz w:val="18"/>
                 <w:szCs w:val="18"/>
               </w:rPr>
-              <w:t xml:space="preserve">Үр дүнгийн хавтас (default ~/.tatar-kuber/)</w:t>
+              <w:t>Үр дүнгийн хавтас (default: одоогийн хавтас). &lt;out&gt;/scan-result.json үүснэ.</w:t>
+            </w:r>
+          </w:p>
+        </w:tc>
+      </w:tr>
+      <w:tr>
+        <w:tc>
+          <w:tcPr>
+            <w:tcW w:type="dxa" w:w="1900"/>
+            <w:shd w:fill="FFFFFF" w:color="auto" w:val="clear"/>
+            <w:tcMar>
+              <w:top w:type="dxa" w:w="40"/>
+              <w:left w:type="dxa" w:w="90"/>
+              <w:bottom w:type="dxa" w:w="40"/>
+              <w:right w:type="dxa" w:w="90"/>
+            </w:tcMar>
+          </w:tcPr>
+          <w:p>
+            <w:pPr>
+              <w:spacing w:after="20" w:line="252"/>
+            </w:pPr>
+            <w:r>
+              <w:rPr>
+                <w:rFonts w:ascii="Calibri" w:cs="Calibri" w:eastAsia="Calibri" w:hAnsi="Calibri"/>
+                <w:b w:val="false"/>
+                <w:bCs w:val="false"/>
+                <w:color w:val="1A1A1A"/>
+                <w:sz w:val="18"/>
+                <w:szCs w:val="18"/>
+              </w:rPr>
+              <w:t>--raw-dir</w:t>
+            </w:r>
+          </w:p>
+        </w:tc>
+        <w:tc>
+          <w:tcPr>
+            <w:tcW w:type="dxa" w:w="700"/>
+            <w:shd w:fill="FFFFFF" w:color="auto" w:val="clear"/>
+            <w:tcMar>
+              <w:top w:type="dxa" w:w="40"/>
+              <w:left w:type="dxa" w:w="90"/>
+              <w:bottom w:type="dxa" w:w="40"/>
+              <w:right w:type="dxa" w:w="90"/>
+            </w:tcMar>
+          </w:tcPr>
+          <w:p>
+            <w:pPr>
+              <w:spacing w:after="20" w:line="252"/>
+            </w:pPr>
+            <w:r>
+              <w:rPr>
+                <w:rFonts w:ascii="Calibri" w:cs="Calibri" w:eastAsia="Calibri" w:hAnsi="Calibri"/>
+                <w:b w:val="false"/>
+                <w:bCs w:val="false"/>
+                <w:color w:val="1A1A1A"/>
+                <w:sz w:val="18"/>
+                <w:szCs w:val="18"/>
+              </w:rPr>
+            </w:r>
+          </w:p>
+        </w:tc>
+        <w:tc>
+          <w:tcPr>
+            <w:tcW w:type="dxa" w:w="1100"/>
+            <w:shd w:fill="FFFFFF" w:color="auto" w:val="clear"/>
+            <w:tcMar>
+              <w:top w:type="dxa" w:w="40"/>
+              <w:left w:type="dxa" w:w="90"/>
+              <w:bottom w:type="dxa" w:w="40"/>
+              <w:right w:type="dxa" w:w="90"/>
+            </w:tcMar>
+          </w:tcPr>
+          <w:p>
+            <w:pPr>
+              <w:spacing w:after="20" w:line="252"/>
+            </w:pPr>
+            <w:r>
+              <w:rPr>
+                <w:rFonts w:ascii="Calibri" w:cs="Calibri" w:eastAsia="Calibri" w:hAnsi="Calibri"/>
+                <w:b w:val="false"/>
+                <w:bCs w:val="false"/>
+                <w:color w:val="1A1A1A"/>
+                <w:sz w:val="18"/>
+                <w:szCs w:val="18"/>
+              </w:rPr>
+              <w:t>path</w:t>
+            </w:r>
+          </w:p>
+        </w:tc>
+        <w:tc>
+          <w:tcPr>
+            <w:tcW w:type="dxa" w:w="5300"/>
+            <w:shd w:fill="FFFFFF" w:color="auto" w:val="clear"/>
+            <w:tcMar>
+              <w:top w:type="dxa" w:w="40"/>
+              <w:left w:type="dxa" w:w="90"/>
+              <w:bottom w:type="dxa" w:w="40"/>
+              <w:right w:type="dxa" w:w="90"/>
+            </w:tcMar>
+          </w:tcPr>
+          <w:p>
+            <w:pPr>
+              <w:spacing w:after="20" w:line="252"/>
+            </w:pPr>
+            <w:r>
+              <w:rPr>
+                <w:rFonts w:ascii="Calibri" w:cs="Calibri" w:eastAsia="Calibri" w:hAnsi="Calibri"/>
+                <w:b w:val="false"/>
+                <w:bCs w:val="false"/>
+                <w:color w:val="1A1A1A"/>
+                <w:sz w:val="18"/>
+                <w:szCs w:val="18"/>
+              </w:rPr>
+              <w:t>Урьдчилан цуглуулсан scanner raw JSON-ы хавтас (offline ingest, Mode A/B-гүй). &lt;dir&gt;/{trivy,kubescape,checkov,popeye}.json + сонголттой versions.json, inventory.json</w:t>
+            </w:r>
+          </w:p>
+        </w:tc>
+      </w:tr>
+      <w:tr>
+        <w:tc>
+          <w:tcPr>
+            <w:tcW w:type="dxa" w:w="1900"/>
+            <w:shd w:fill="FFFFFF" w:color="auto" w:val="clear"/>
+            <w:tcMar>
+              <w:top w:type="dxa" w:w="40"/>
+              <w:left w:type="dxa" w:w="90"/>
+              <w:bottom w:type="dxa" w:w="40"/>
+              <w:right w:type="dxa" w:w="90"/>
+            </w:tcMar>
+          </w:tcPr>
+          <w:p>
+            <w:pPr>
+              <w:spacing w:after="20" w:line="252"/>
+            </w:pPr>
+            <w:r>
+              <w:rPr>
+                <w:rFonts w:ascii="Calibri" w:cs="Calibri" w:eastAsia="Calibri" w:hAnsi="Calibri"/>
+                <w:b w:val="false"/>
+                <w:bCs w:val="false"/>
+                <w:color w:val="1A1A1A"/>
+                <w:sz w:val="18"/>
+                <w:szCs w:val="18"/>
+              </w:rPr>
+              <w:t>--no-raw</w:t>
+            </w:r>
+          </w:p>
+        </w:tc>
+        <w:tc>
+          <w:tcPr>
+            <w:tcW w:type="dxa" w:w="700"/>
+            <w:shd w:fill="FFFFFF" w:color="auto" w:val="clear"/>
+            <w:tcMar>
+              <w:top w:type="dxa" w:w="40"/>
+              <w:left w:type="dxa" w:w="90"/>
+              <w:bottom w:type="dxa" w:w="40"/>
+              <w:right w:type="dxa" w:w="90"/>
+            </w:tcMar>
+          </w:tcPr>
+          <w:p>
+            <w:pPr>
+              <w:spacing w:after="20" w:line="252"/>
+            </w:pPr>
+            <w:r>
+              <w:rPr>
+                <w:rFonts w:ascii="Calibri" w:cs="Calibri" w:eastAsia="Calibri" w:hAnsi="Calibri"/>
+                <w:b w:val="false"/>
+                <w:bCs w:val="false"/>
+                <w:color w:val="1A1A1A"/>
+                <w:sz w:val="18"/>
+                <w:szCs w:val="18"/>
+              </w:rPr>
+            </w:r>
+          </w:p>
+        </w:tc>
+        <w:tc>
+          <w:tcPr>
+            <w:tcW w:type="dxa" w:w="1100"/>
+            <w:shd w:fill="FFFFFF" w:color="auto" w:val="clear"/>
+            <w:tcMar>
+              <w:top w:type="dxa" w:w="40"/>
+              <w:left w:type="dxa" w:w="90"/>
+              <w:bottom w:type="dxa" w:w="40"/>
+              <w:right w:type="dxa" w:w="90"/>
+            </w:tcMar>
+          </w:tcPr>
+          <w:p>
+            <w:pPr>
+              <w:spacing w:after="20" w:line="252"/>
+            </w:pPr>
+            <w:r>
+              <w:rPr>
+                <w:rFonts w:ascii="Calibri" w:cs="Calibri" w:eastAsia="Calibri" w:hAnsi="Calibri"/>
+                <w:b w:val="false"/>
+                <w:bCs w:val="false"/>
+                <w:color w:val="1A1A1A"/>
+                <w:sz w:val="18"/>
+                <w:szCs w:val="18"/>
+              </w:rPr>
+              <w:t>—</w:t>
+            </w:r>
+          </w:p>
+        </w:tc>
+        <w:tc>
+          <w:tcPr>
+            <w:tcW w:type="dxa" w:w="5300"/>
+            <w:shd w:fill="FFFFFF" w:color="auto" w:val="clear"/>
+            <w:tcMar>
+              <w:top w:type="dxa" w:w="40"/>
+              <w:left w:type="dxa" w:w="90"/>
+              <w:bottom w:type="dxa" w:w="40"/>
+              <w:right w:type="dxa" w:w="90"/>
+            </w:tcMar>
+          </w:tcPr>
+          <w:p>
+            <w:pPr>
+              <w:spacing w:after="20" w:line="252"/>
+            </w:pPr>
+            <w:r>
+              <w:rPr>
+                <w:rFonts w:ascii="Calibri" w:cs="Calibri" w:eastAsia="Calibri" w:hAnsi="Calibri"/>
+                <w:b w:val="false"/>
+                <w:bCs w:val="false"/>
+                <w:color w:val="1A1A1A"/>
+                <w:sz w:val="18"/>
+                <w:szCs w:val="18"/>
+              </w:rPr>
+              <w:t>Live scan-д scanner-уудын түүхий гаралтыг &lt;out&gt;/raw/ дотор ХАДГАЛАХГҮЙ. Default нь хадгална (аудитын нотолгоо; --raw-dir хүлээж авдаг яг тэр бүтэц)</w:t>
+            </w:r>
+          </w:p>
+        </w:tc>
+      </w:tr>
+      <w:tr>
+        <w:tc>
+          <w:tcPr>
+            <w:tcW w:type="dxa" w:w="1900"/>
+            <w:shd w:fill="FFFFFF" w:color="auto" w:val="clear"/>
+            <w:tcMar>
+              <w:top w:type="dxa" w:w="40"/>
+              <w:left w:type="dxa" w:w="90"/>
+              <w:bottom w:type="dxa" w:w="40"/>
+              <w:right w:type="dxa" w:w="90"/>
+            </w:tcMar>
+          </w:tcPr>
+          <w:p>
+            <w:pPr>
+              <w:spacing w:after="20" w:line="252"/>
+            </w:pPr>
+            <w:r>
+              <w:rPr>
+                <w:rFonts w:ascii="Calibri" w:cs="Calibri" w:eastAsia="Calibri" w:hAnsi="Calibri"/>
+                <w:b w:val="false"/>
+                <w:bCs w:val="false"/>
+                <w:color w:val="1A1A1A"/>
+                <w:sz w:val="18"/>
+                <w:szCs w:val="18"/>
+              </w:rPr>
+              <w:t>--lang</w:t>
+            </w:r>
+          </w:p>
+        </w:tc>
+        <w:tc>
+          <w:tcPr>
+            <w:tcW w:type="dxa" w:w="700"/>
+            <w:shd w:fill="FFFFFF" w:color="auto" w:val="clear"/>
+            <w:tcMar>
+              <w:top w:type="dxa" w:w="40"/>
+              <w:left w:type="dxa" w:w="90"/>
+              <w:bottom w:type="dxa" w:w="40"/>
+              <w:right w:type="dxa" w:w="90"/>
+            </w:tcMar>
+          </w:tcPr>
+          <w:p>
+            <w:pPr>
+              <w:spacing w:after="20" w:line="252"/>
+            </w:pPr>
+            <w:r>
+              <w:rPr>
+                <w:rFonts w:ascii="Calibri" w:cs="Calibri" w:eastAsia="Calibri" w:hAnsi="Calibri"/>
+                <w:b w:val="false"/>
+                <w:bCs w:val="false"/>
+                <w:color w:val="1A1A1A"/>
+                <w:sz w:val="18"/>
+                <w:szCs w:val="18"/>
+              </w:rPr>
+            </w:r>
+          </w:p>
+        </w:tc>
+        <w:tc>
+          <w:tcPr>
+            <w:tcW w:type="dxa" w:w="1100"/>
+            <w:shd w:fill="FFFFFF" w:color="auto" w:val="clear"/>
+            <w:tcMar>
+              <w:top w:type="dxa" w:w="40"/>
+              <w:left w:type="dxa" w:w="90"/>
+              <w:bottom w:type="dxa" w:w="40"/>
+              <w:right w:type="dxa" w:w="90"/>
+            </w:tcMar>
+          </w:tcPr>
+          <w:p>
+            <w:pPr>
+              <w:spacing w:after="20" w:line="252"/>
+            </w:pPr>
+            <w:r>
+              <w:rPr>
+                <w:rFonts w:ascii="Calibri" w:cs="Calibri" w:eastAsia="Calibri" w:hAnsi="Calibri"/>
+                <w:b w:val="false"/>
+                <w:bCs w:val="false"/>
+                <w:color w:val="1A1A1A"/>
+                <w:sz w:val="18"/>
+                <w:szCs w:val="18"/>
+              </w:rPr>
+              <w:t>en|mn</w:t>
+            </w:r>
+          </w:p>
+        </w:tc>
+        <w:tc>
+          <w:tcPr>
+            <w:tcW w:type="dxa" w:w="5300"/>
+            <w:shd w:fill="FFFFFF" w:color="auto" w:val="clear"/>
+            <w:tcMar>
+              <w:top w:type="dxa" w:w="40"/>
+              <w:left w:type="dxa" w:w="90"/>
+              <w:bottom w:type="dxa" w:w="40"/>
+              <w:right w:type="dxa" w:w="90"/>
+            </w:tcMar>
+          </w:tcPr>
+          <w:p>
+            <w:pPr>
+              <w:spacing w:after="20" w:line="252"/>
+            </w:pPr>
+            <w:r>
+              <w:rPr>
+                <w:rFonts w:ascii="Calibri" w:cs="Calibri" w:eastAsia="Calibri" w:hAnsi="Calibri"/>
+                <w:b w:val="false"/>
+                <w:bCs w:val="false"/>
+                <w:color w:val="1A1A1A"/>
+                <w:sz w:val="18"/>
+                <w:szCs w:val="18"/>
+              </w:rPr>
+              <w:t>Тайлангийн хэл (default en). canonical registry-ээс curated title/remediation-ыг сонгосон хэлээр авна</w:t>
+            </w:r>
+          </w:p>
+        </w:tc>
+      </w:tr>
+      <w:tr>
+        <w:tc>
+          <w:tcPr>
+            <w:tcW w:type="dxa" w:w="1900"/>
+            <w:shd w:fill="FFFFFF" w:color="auto" w:val="clear"/>
+            <w:tcMar>
+              <w:top w:type="dxa" w:w="40"/>
+              <w:left w:type="dxa" w:w="90"/>
+              <w:bottom w:type="dxa" w:w="40"/>
+              <w:right w:type="dxa" w:w="90"/>
+            </w:tcMar>
+          </w:tcPr>
+          <w:p>
+            <w:pPr>
+              <w:spacing w:after="20" w:line="252"/>
+            </w:pPr>
+            <w:r>
+              <w:rPr>
+                <w:rFonts w:ascii="Calibri" w:cs="Calibri" w:eastAsia="Calibri" w:hAnsi="Calibri"/>
+                <w:b w:val="false"/>
+                <w:bCs w:val="false"/>
+                <w:color w:val="1A1A1A"/>
+                <w:sz w:val="18"/>
+                <w:szCs w:val="18"/>
+              </w:rPr>
+              <w:t>--registry</w:t>
+            </w:r>
+          </w:p>
+        </w:tc>
+        <w:tc>
+          <w:tcPr>
+            <w:tcW w:type="dxa" w:w="700"/>
+            <w:shd w:fill="FFFFFF" w:color="auto" w:val="clear"/>
+            <w:tcMar>
+              <w:top w:type="dxa" w:w="40"/>
+              <w:left w:type="dxa" w:w="90"/>
+              <w:bottom w:type="dxa" w:w="40"/>
+              <w:right w:type="dxa" w:w="90"/>
+            </w:tcMar>
+          </w:tcPr>
+          <w:p>
+            <w:pPr>
+              <w:spacing w:after="20" w:line="252"/>
+            </w:pPr>
+            <w:r>
+              <w:rPr>
+                <w:rFonts w:ascii="Calibri" w:cs="Calibri" w:eastAsia="Calibri" w:hAnsi="Calibri"/>
+                <w:b w:val="false"/>
+                <w:bCs w:val="false"/>
+                <w:color w:val="1A1A1A"/>
+                <w:sz w:val="18"/>
+                <w:szCs w:val="18"/>
+              </w:rPr>
+            </w:r>
+          </w:p>
+        </w:tc>
+        <w:tc>
+          <w:tcPr>
+            <w:tcW w:type="dxa" w:w="1100"/>
+            <w:shd w:fill="FFFFFF" w:color="auto" w:val="clear"/>
+            <w:tcMar>
+              <w:top w:type="dxa" w:w="40"/>
+              <w:left w:type="dxa" w:w="90"/>
+              <w:bottom w:type="dxa" w:w="40"/>
+              <w:right w:type="dxa" w:w="90"/>
+            </w:tcMar>
+          </w:tcPr>
+          <w:p>
+            <w:pPr>
+              <w:spacing w:after="20" w:line="252"/>
+            </w:pPr>
+            <w:r>
+              <w:rPr>
+                <w:rFonts w:ascii="Calibri" w:cs="Calibri" w:eastAsia="Calibri" w:hAnsi="Calibri"/>
+                <w:b w:val="false"/>
+                <w:bCs w:val="false"/>
+                <w:color w:val="1A1A1A"/>
+                <w:sz w:val="18"/>
+                <w:szCs w:val="18"/>
+              </w:rPr>
+              <w:t>path</w:t>
+            </w:r>
+          </w:p>
+        </w:tc>
+        <w:tc>
+          <w:tcPr>
+            <w:tcW w:type="dxa" w:w="5300"/>
+            <w:shd w:fill="FFFFFF" w:color="auto" w:val="clear"/>
+            <w:tcMar>
+              <w:top w:type="dxa" w:w="40"/>
+              <w:left w:type="dxa" w:w="90"/>
+              <w:bottom w:type="dxa" w:w="40"/>
+              <w:right w:type="dxa" w:w="90"/>
+            </w:tcMar>
+          </w:tcPr>
+          <w:p>
+            <w:pPr>
+              <w:spacing w:after="20" w:line="252"/>
+            </w:pPr>
+            <w:r>
+              <w:rPr>
+                <w:rFonts w:ascii="Calibri" w:cs="Calibri" w:eastAsia="Calibri" w:hAnsi="Calibri"/>
+                <w:b w:val="false"/>
+                <w:bCs w:val="false"/>
+                <w:color w:val="1A1A1A"/>
+                <w:sz w:val="18"/>
+                <w:szCs w:val="18"/>
+              </w:rPr>
+              <w:t>canonical-controls.yaml зам. Хоосон бол binary-д шигтгэсэн registry (ихэнх тохиолдолд зөв)</w:t>
             </w:r>
           </w:p>
         </w:tc>
@@ -3525,6 +4151,78 @@
           <w:rFonts w:ascii="Calibri" w:cs="Calibri" w:eastAsia="Calibri" w:hAnsi="Calibri"/>
         </w:rPr>
         <w:t xml:space="preserve">Scan бүр дараах үе шатыг лог болгож бичнэ: START SCAN → RUN &lt;scanner&gt; → NORMALIZE → DEDUP → REPORT GENERATED. Аудитын лог нь scan хугацаа, cluster нэр, scanner хувилбар, result hash-ийг өөрчлөгдөшгүй байдлаар хадгална. Temp файлууд аюулгүй үүсч, ажиллагаа дуусахад цэвэрлэгдэнэ.</w:t>
+      </w:r>
+    </w:p>
+    <w:p>
+      <w:pPr>
+        <w:pStyle w:val="Heading1"/>
+        <w:spacing w:after="120" w:before="0" w:line="276"/>
+      </w:pPr>
+      <w:r>
+        <w:rPr>
+          <w:rFonts w:ascii="Calibri" w:cs="Calibri" w:eastAsia="Calibri" w:hAnsi="Calibri"/>
+        </w:rPr>
+        <w:t>Хувилбарын тэмдэглэл — v1.1 (2026-09-07)</w:t>
+      </w:r>
+    </w:p>
+    <w:p>
+      <w:pPr>
+        <w:pStyle w:val="Heading1"/>
+        <w:spacing w:after="120" w:before="0" w:line="276"/>
+      </w:pPr>
+      <w:r>
+        <w:rPr>
+          <w:rFonts w:ascii="Calibri" w:cs="Calibri" w:eastAsia="Calibri" w:hAnsi="Calibri"/>
+        </w:rPr>
+        <w:t>• `update` команд нь v1-д ХЭРЭГЖЭЭГҮЙ. Өмнөх баримт --scanner/--check флагуудтай ажиллах команд шиг тайлбарласан байсан. Одоо exit 2 буцааж, scanner-уудыг өөрөө суулгаж `doctor`-оор шалгахыг зөвлөнө. v2-д: download -&gt; checksum/cosign -&gt; tools.lock.yaml.</w:t>
+      </w:r>
+    </w:p>
+    <w:p>
+      <w:pPr>
+        <w:pStyle w:val="Heading1"/>
+        <w:spacing w:after="120" w:before="0" w:line="276"/>
+      </w:pPr>
+      <w:r>
+        <w:rPr>
+          <w:rFonts w:ascii="Calibri" w:cs="Calibri" w:eastAsia="Calibri" w:hAnsi="Calibri"/>
+        </w:rPr>
+        <w:t>• Шинэ флаг --no-raw: live scan нь default-аар түүхий scanner гаралтыг &lt;out&gt;/raw/-д нотолгоо болгон хадгална (--raw-dir хүлээж авдаг яг тэр бүтэц тул дахин боловсруулж, аудит хийж болно).</w:t>
+      </w:r>
+    </w:p>
+    <w:p>
+      <w:pPr>
+        <w:pStyle w:val="Heading1"/>
+        <w:spacing w:after="120" w:before="0" w:line="276"/>
+      </w:pPr>
+      <w:r>
+        <w:rPr>
+          <w:rFonts w:ascii="Calibri" w:cs="Calibri" w:eastAsia="Calibri" w:hAnsi="Calibri"/>
+        </w:rPr>
+        <w:t>• `gate`-ийн --fail-on / --min-score нь ЗӨВХӨН хэрэглэгч тодорхой өгсөн үед .tatar-kuber.yaml-ыг дарна. Өмнө нь default утга (--min-score 0) бодлогын файлын утгыг үргэлж дарж, min_score утгагүй болж байв. Танигдахгүй fail_on-д анхааруулга хэвлэнэ.</w:t>
+      </w:r>
+    </w:p>
+    <w:p>
+      <w:pPr>
+        <w:pStyle w:val="Heading1"/>
+        <w:spacing w:after="120" w:before="0" w:line="276"/>
+      </w:pPr>
+      <w:r>
+        <w:rPr>
+          <w:rFonts w:ascii="Calibri" w:cs="Calibri" w:eastAsia="Calibri" w:hAnsi="Calibri"/>
+        </w:rPr>
+        <w:t>• Баримтад байгаагүй командууд бүртгэгдэв: gate, doctor, verify-lab. --scanners ба --timeout нь v1-д хэрэгжээгүй (adapter тус бүр өөрийн зөвлөмж timeout-той: Trivy 6m, Kubescape 4m, Checkov 3m, Popeye 90s).</w:t>
+      </w:r>
+    </w:p>
+    <w:p>
+      <w:pPr>
+        <w:pStyle w:val="Heading1"/>
+        <w:spacing w:after="120" w:before="0" w:line="276"/>
+      </w:pPr>
+      <w:r>
+        <w:rPr>
+          <w:rFonts w:ascii="Calibri" w:cs="Calibri" w:eastAsia="Calibri" w:hAnsi="Calibri"/>
+        </w:rPr>
+        <w:t>• scan нь stderr-т scanner бүрийн мөрийг (төлөв, finding тоо, зураглалгүй rule) хэвлэнэ; scanner ажилласан ч 0 finding normalize хийгдвэл анхааруулга гарна.</w:t>
       </w:r>
     </w:p>
     <w:sectPr>

--- a/docs/05_CLI-Specification.docx
+++ b/docs/05_CLI-Specification.docx
@@ -113,7 +113,7 @@
           <w:sz w:val="20"/>
           <w:szCs w:val="20"/>
         </w:rPr>
-        <w:t>Version 1.1  ·  кодтой тулгасан (2026-09-07)</w:t>
+        <w:t>Version 1.2  ·  кодтой тулгасан (2026-09-07)</w:t>
       </w:r>
     </w:p>
     <w:p>
@@ -2260,6 +2260,119 @@
           </w:p>
         </w:tc>
       </w:tr>
+      <w:tr>
+        <w:tc>
+          <w:tcPr>
+            <w:tcW w:type="dxa" w:w="1900"/>
+            <w:shd w:fill="FFFFFF" w:color="auto" w:val="clear"/>
+            <w:tcMar>
+              <w:top w:type="dxa" w:w="40"/>
+              <w:left w:type="dxa" w:w="90"/>
+              <w:bottom w:type="dxa" w:w="40"/>
+              <w:right w:type="dxa" w:w="90"/>
+            </w:tcMar>
+          </w:tcPr>
+          <w:p>
+            <w:pPr>
+              <w:spacing w:after="20" w:line="252"/>
+            </w:pPr>
+            <w:r>
+              <w:rPr>
+                <w:rFonts w:ascii="Calibri" w:cs="Calibri" w:eastAsia="Calibri" w:hAnsi="Calibri"/>
+                <w:b w:val="false"/>
+                <w:bCs w:val="false"/>
+                <w:color w:val="1A1A1A"/>
+                <w:sz w:val="18"/>
+                <w:szCs w:val="18"/>
+              </w:rPr>
+              <w:t>--no-rollup</w:t>
+            </w:r>
+          </w:p>
+        </w:tc>
+        <w:tc>
+          <w:tcPr>
+            <w:tcW w:type="dxa" w:w="700"/>
+            <w:shd w:fill="FFFFFF" w:color="auto" w:val="clear"/>
+            <w:tcMar>
+              <w:top w:type="dxa" w:w="40"/>
+              <w:left w:type="dxa" w:w="90"/>
+              <w:bottom w:type="dxa" w:w="40"/>
+              <w:right w:type="dxa" w:w="90"/>
+            </w:tcMar>
+          </w:tcPr>
+          <w:p>
+            <w:pPr>
+              <w:spacing w:after="20" w:line="252"/>
+            </w:pPr>
+            <w:r>
+              <w:rPr>
+                <w:rFonts w:ascii="Calibri" w:cs="Calibri" w:eastAsia="Calibri" w:hAnsi="Calibri"/>
+                <w:b w:val="false"/>
+                <w:bCs w:val="false"/>
+                <w:color w:val="1A1A1A"/>
+                <w:sz w:val="18"/>
+                <w:szCs w:val="18"/>
+              </w:rPr>
+            </w:r>
+          </w:p>
+        </w:tc>
+        <w:tc>
+          <w:tcPr>
+            <w:tcW w:type="dxa" w:w="1100"/>
+            <w:shd w:fill="FFFFFF" w:color="auto" w:val="clear"/>
+            <w:tcMar>
+              <w:top w:type="dxa" w:w="40"/>
+              <w:left w:type="dxa" w:w="90"/>
+              <w:bottom w:type="dxa" w:w="40"/>
+              <w:right w:type="dxa" w:w="90"/>
+            </w:tcMar>
+          </w:tcPr>
+          <w:p>
+            <w:pPr>
+              <w:spacing w:after="20" w:line="252"/>
+            </w:pPr>
+            <w:r>
+              <w:rPr>
+                <w:rFonts w:ascii="Calibri" w:cs="Calibri" w:eastAsia="Calibri" w:hAnsi="Calibri"/>
+                <w:b w:val="false"/>
+                <w:bCs w:val="false"/>
+                <w:color w:val="1A1A1A"/>
+                <w:sz w:val="18"/>
+                <w:szCs w:val="18"/>
+              </w:rPr>
+              <w:t>—</w:t>
+            </w:r>
+          </w:p>
+        </w:tc>
+        <w:tc>
+          <w:tcPr>
+            <w:tcW w:type="dxa" w:w="5300"/>
+            <w:shd w:fill="FFFFFF" w:color="auto" w:val="clear"/>
+            <w:tcMar>
+              <w:top w:type="dxa" w:w="40"/>
+              <w:left w:type="dxa" w:w="90"/>
+              <w:bottom w:type="dxa" w:w="40"/>
+              <w:right w:type="dxa" w:w="90"/>
+            </w:tcMar>
+          </w:tcPr>
+          <w:p>
+            <w:pPr>
+              <w:spacing w:after="20" w:line="252"/>
+            </w:pPr>
+            <w:r>
+              <w:rPr>
+                <w:rFonts w:ascii="Calibri" w:cs="Calibri" w:eastAsia="Calibri" w:hAnsi="Calibri"/>
+                <w:b w:val="false"/>
+                <w:bCs w:val="false"/>
+                <w:color w:val="1A1A1A"/>
+                <w:sz w:val="18"/>
+                <w:szCs w:val="18"/>
+              </w:rPr>
+              <w:t>Pod хэмжээний finding-ийг эзэмшигч controller руу ЗӨӨХГҮЙ. Default нь зөөнө: нэг pod template-ийн зөрчил Popeye-д pod, Trivy/Kubescape-д workload болж давхар тоологдохыг зогсооно. Зөөлтийн тоо metadata.rollup ба тайланд ил гарна</w:t>
+            </w:r>
+          </w:p>
+        </w:tc>
+      </w:tr>
     </w:tbl>
     <w:p>
       <w:pPr>
@@ -4162,7 +4275,7 @@
         <w:rPr>
           <w:rFonts w:ascii="Calibri" w:cs="Calibri" w:eastAsia="Calibri" w:hAnsi="Calibri"/>
         </w:rPr>
-        <w:t>Хувилбарын тэмдэглэл — v1.1 (2026-09-07)</w:t>
+        <w:t>Хувилбарын тэмдэглэл — v1.1 / v1.2 (2026-09-07)</w:t>
       </w:r>
     </w:p>
     <w:p>
@@ -4223,6 +4336,42 @@
           <w:rFonts w:ascii="Calibri" w:cs="Calibri" w:eastAsia="Calibri" w:hAnsi="Calibri"/>
         </w:rPr>
         <w:t>• scan нь stderr-т scanner бүрийн мөрийг (төлөв, finding тоо, зураглалгүй rule) хэвлэнэ; scanner ажилласан ч 0 finding normalize хийгдвэл анхааруулга гарна.</w:t>
+      </w:r>
+    </w:p>
+    <w:p>
+      <w:pPr>
+        <w:pStyle w:val="Heading1"/>
+        <w:spacing w:after="120" w:before="0" w:line="276"/>
+      </w:pPr>
+      <w:r>
+        <w:rPr>
+          <w:rFonts w:ascii="Calibri" w:cs="Calibri" w:eastAsia="Calibri" w:hAnsi="Calibri"/>
+        </w:rPr>
+        <w:t>(v1.2) Шинэ флаг --no-rollup: Pod -&gt; controller зөөлтийг болиулна (default нь зөөнө).</w:t>
+      </w:r>
+    </w:p>
+    <w:p>
+      <w:pPr>
+        <w:pStyle w:val="Heading1"/>
+        <w:spacing w:after="120" w:before="0" w:line="276"/>
+      </w:pPr>
+      <w:r>
+        <w:rPr>
+          <w:rFonts w:ascii="Calibri" w:cs="Calibri" w:eastAsia="Calibri" w:hAnsi="Calibri"/>
+        </w:rPr>
+        <w:t>(v1.2) `gate` нь гурван шинэ анхааруулга хэвлэнэ: хугацаа дууссан suppression, canonical registry-д БАЙХГҮЙ control руу заасан suppression, мөн ямар ч олдворт ТОХИРООГҮЙ suppression (хуучирсан дүрэм — "хүлээн зөвшөөрсөн эрсдэл"-ийн бүртгэл бодит бус болсныг харуулна).</w:t>
+      </w:r>
+    </w:p>
+    <w:p>
+      <w:pPr>
+        <w:pStyle w:val="Heading1"/>
+        <w:spacing w:after="120" w:before="0" w:line="276"/>
+      </w:pPr>
+      <w:r>
+        <w:rPr>
+          <w:rFonts w:ascii="Calibri" w:cs="Calibri" w:eastAsia="Calibri" w:hAnsi="Calibri"/>
+        </w:rPr>
+        <w:t>(v1.2) scan нь rollup хийгдсэн үед stderr-т зөөлтийн тоог мэдэгдэнэ.</w:t>
       </w:r>
     </w:p>
     <w:sectPr>

--- a/docs/05_CLI-Specification.docx
+++ b/docs/05_CLI-Specification.docx
@@ -128,7 +128,7 @@
           <w:sz w:val="18"/>
           <w:szCs w:val="18"/>
         </w:rPr>
-        <w:t xml:space="preserve">Professional Security Service &amp; Audit LLC</w:t>
+        <w:t>Enkhbat.O — Security Analyst</w:t>
       </w:r>
     </w:p>
     <w:p>
